--- a/Core Java Basic Some Concept.docx
+++ b/Core Java Basic Some Concept.docx
@@ -2510,8 +2510,6 @@
           <w:lang w:eastAsia="en-IN"/>
         </w:rPr>
       </w:pPr>
-      <w:bookmarkStart w:id="0" w:name="_GoBack"/>
-      <w:bookmarkEnd w:id="0"/>
     </w:p>
     <w:p>
       <w:pPr>
@@ -3579,8 +3577,16 @@
     </w:p>
     <w:tbl>
       <w:tblPr>
-        <w:tblW w:w="0" w:type="auto"/>
+        <w:tblW w:w="9918" w:type="dxa"/>
         <w:tblCellSpacing w:w="15" w:type="dxa"/>
+        <w:tblBorders>
+          <w:top w:val="single" w:sz="4" w:space="0" w:color="auto"/>
+          <w:left w:val="single" w:sz="4" w:space="0" w:color="auto"/>
+          <w:bottom w:val="single" w:sz="4" w:space="0" w:color="auto"/>
+          <w:right w:val="single" w:sz="4" w:space="0" w:color="auto"/>
+          <w:insideH w:val="single" w:sz="4" w:space="0" w:color="auto"/>
+          <w:insideV w:val="single" w:sz="4" w:space="0" w:color="auto"/>
+        </w:tblBorders>
         <w:tblCellMar>
           <w:top w:w="15" w:type="dxa"/>
           <w:left w:w="15" w:type="dxa"/>
@@ -3590,8 +3596,8 @@
         <w:tblLook w:val="04A0" w:firstRow="1" w:lastRow="0" w:firstColumn="1" w:lastColumn="0" w:noHBand="0" w:noVBand="1"/>
       </w:tblPr>
       <w:tblGrid>
-        <w:gridCol w:w="4414"/>
-        <w:gridCol w:w="3122"/>
+        <w:gridCol w:w="4434"/>
+        <w:gridCol w:w="5484"/>
       </w:tblGrid>
       <w:tr>
         <w:trPr>
@@ -3632,7 +3638,7 @@
         </w:tc>
         <w:tc>
           <w:tcPr>
-            <w:tcW w:w="0" w:type="auto"/>
+            <w:tcW w:w="5439" w:type="dxa"/>
             <w:vAlign w:val="center"/>
             <w:hideMark/>
           </w:tcPr>
@@ -3696,7 +3702,7 @@
         </w:tc>
         <w:tc>
           <w:tcPr>
-            <w:tcW w:w="0" w:type="auto"/>
+            <w:tcW w:w="5439" w:type="dxa"/>
             <w:vAlign w:val="center"/>
             <w:hideMark/>
           </w:tcPr>
@@ -3755,7 +3761,7 @@
         </w:tc>
         <w:tc>
           <w:tcPr>
-            <w:tcW w:w="0" w:type="auto"/>
+            <w:tcW w:w="5439" w:type="dxa"/>
             <w:vAlign w:val="center"/>
             <w:hideMark/>
           </w:tcPr>
@@ -3814,7 +3820,7 @@
         </w:tc>
         <w:tc>
           <w:tcPr>
-            <w:tcW w:w="0" w:type="auto"/>
+            <w:tcW w:w="5439" w:type="dxa"/>
             <w:vAlign w:val="center"/>
             <w:hideMark/>
           </w:tcPr>
@@ -3873,7 +3879,7 @@
         </w:tc>
         <w:tc>
           <w:tcPr>
-            <w:tcW w:w="0" w:type="auto"/>
+            <w:tcW w:w="5439" w:type="dxa"/>
             <w:vAlign w:val="center"/>
             <w:hideMark/>
           </w:tcPr>
@@ -3941,7 +3947,625 @@
         </w:rPr>
         <w:t>An Interface is a blueprint of a class that can contain multiple abstract methods, whereas a Functional Interface contains exactly one abstract method and is mainly used with Lambda Expressions in Java 8.</w:t>
       </w:r>
-    </w:p>
+      <w:bookmarkStart w:id="0" w:name="_GoBack"/>
+      <w:bookmarkEnd w:id="0"/>
+    </w:p>
+    <w:p/>
+    <w:p>
+      <w:pPr>
+        <w:rPr>
+          <w:b/>
+          <w:color w:val="2F5496" w:themeColor="accent5" w:themeShade="BF"/>
+          <w:sz w:val="32"/>
+        </w:rPr>
+      </w:pPr>
+      <w:r>
+        <w:rPr>
+          <w:b/>
+          <w:color w:val="2F5496" w:themeColor="accent5" w:themeShade="BF"/>
+          <w:sz w:val="32"/>
+        </w:rPr>
+        <w:t xml:space="preserve">Difference Between the ‘==’ and </w:t>
+      </w:r>
+      <w:proofErr w:type="gramStart"/>
+      <w:r>
+        <w:rPr>
+          <w:b/>
+          <w:color w:val="2F5496" w:themeColor="accent5" w:themeShade="BF"/>
+          <w:sz w:val="32"/>
+        </w:rPr>
+        <w:t>‘equals(</w:t>
+      </w:r>
+      <w:proofErr w:type="gramEnd"/>
+      <w:r>
+        <w:rPr>
+          <w:b/>
+          <w:color w:val="2F5496" w:themeColor="accent5" w:themeShade="BF"/>
+          <w:sz w:val="32"/>
+        </w:rPr>
+        <w:t>)’ method</w:t>
+      </w:r>
+    </w:p>
+    <w:tbl>
+      <w:tblPr>
+        <w:tblW w:w="10201" w:type="dxa"/>
+        <w:tblCellSpacing w:w="15" w:type="dxa"/>
+        <w:tblBorders>
+          <w:top w:val="single" w:sz="4" w:space="0" w:color="auto"/>
+          <w:left w:val="single" w:sz="4" w:space="0" w:color="auto"/>
+          <w:bottom w:val="single" w:sz="4" w:space="0" w:color="auto"/>
+          <w:right w:val="single" w:sz="4" w:space="0" w:color="auto"/>
+          <w:insideH w:val="single" w:sz="4" w:space="0" w:color="auto"/>
+          <w:insideV w:val="single" w:sz="4" w:space="0" w:color="auto"/>
+        </w:tblBorders>
+        <w:tblCellMar>
+          <w:top w:w="15" w:type="dxa"/>
+          <w:left w:w="15" w:type="dxa"/>
+          <w:bottom w:w="15" w:type="dxa"/>
+          <w:right w:w="15" w:type="dxa"/>
+        </w:tblCellMar>
+        <w:tblLook w:val="04A0" w:firstRow="1" w:lastRow="0" w:firstColumn="1" w:lastColumn="0" w:noHBand="0" w:noVBand="1"/>
+      </w:tblPr>
+      <w:tblGrid>
+        <w:gridCol w:w="1696"/>
+        <w:gridCol w:w="4196"/>
+        <w:gridCol w:w="4309"/>
+      </w:tblGrid>
+      <w:tr>
+        <w:trPr>
+          <w:tblHeader/>
+          <w:tblCellSpacing w:w="15" w:type="dxa"/>
+        </w:trPr>
+        <w:tc>
+          <w:tcPr>
+            <w:tcW w:w="1651" w:type="dxa"/>
+            <w:vAlign w:val="center"/>
+            <w:hideMark/>
+          </w:tcPr>
+          <w:p>
+            <w:pPr>
+              <w:spacing w:after="0" w:line="240" w:lineRule="auto"/>
+              <w:jc w:val="center"/>
+              <w:rPr>
+                <w:rFonts w:ascii="Times New Roman" w:eastAsia="Times New Roman" w:hAnsi="Times New Roman" w:cs="Times New Roman"/>
+                <w:b/>
+                <w:bCs/>
+                <w:sz w:val="24"/>
+                <w:szCs w:val="24"/>
+                <w:lang w:eastAsia="en-IN"/>
+              </w:rPr>
+            </w:pPr>
+            <w:r>
+              <w:rPr>
+                <w:rFonts w:ascii="Times New Roman" w:eastAsia="Times New Roman" w:hAnsi="Times New Roman" w:cs="Times New Roman"/>
+                <w:b/>
+                <w:bCs/>
+                <w:sz w:val="24"/>
+                <w:szCs w:val="24"/>
+                <w:lang w:eastAsia="en-IN"/>
+              </w:rPr>
+              <w:t>Feature</w:t>
+            </w:r>
+          </w:p>
+        </w:tc>
+        <w:tc>
+          <w:tcPr>
+            <w:tcW w:w="4166" w:type="dxa"/>
+            <w:vAlign w:val="center"/>
+            <w:hideMark/>
+          </w:tcPr>
+          <w:p>
+            <w:pPr>
+              <w:spacing w:after="0" w:line="240" w:lineRule="auto"/>
+              <w:jc w:val="center"/>
+              <w:rPr>
+                <w:rFonts w:ascii="Times New Roman" w:eastAsia="Times New Roman" w:hAnsi="Times New Roman" w:cs="Times New Roman"/>
+                <w:b/>
+                <w:bCs/>
+                <w:sz w:val="24"/>
+                <w:szCs w:val="24"/>
+                <w:lang w:eastAsia="en-IN"/>
+              </w:rPr>
+            </w:pPr>
+            <w:r>
+              <w:rPr>
+                <w:rFonts w:ascii="Courier New" w:eastAsia="Times New Roman" w:hAnsi="Courier New" w:cs="Courier New"/>
+                <w:b/>
+                <w:bCs/>
+                <w:sz w:val="20"/>
+                <w:szCs w:val="20"/>
+                <w:lang w:eastAsia="en-IN"/>
+              </w:rPr>
+              <w:t>==</w:t>
+            </w:r>
+            <w:r>
+              <w:rPr>
+                <w:rFonts w:ascii="Times New Roman" w:eastAsia="Times New Roman" w:hAnsi="Times New Roman" w:cs="Times New Roman"/>
+                <w:b/>
+                <w:bCs/>
+                <w:sz w:val="24"/>
+                <w:szCs w:val="24"/>
+                <w:lang w:eastAsia="en-IN"/>
+              </w:rPr>
+              <w:t xml:space="preserve"> Operator</w:t>
+            </w:r>
+          </w:p>
+        </w:tc>
+        <w:tc>
+          <w:tcPr>
+            <w:tcW w:w="4264" w:type="dxa"/>
+            <w:vAlign w:val="center"/>
+            <w:hideMark/>
+          </w:tcPr>
+          <w:p>
+            <w:pPr>
+              <w:spacing w:after="0" w:line="240" w:lineRule="auto"/>
+              <w:jc w:val="center"/>
+              <w:rPr>
+                <w:rFonts w:ascii="Times New Roman" w:eastAsia="Times New Roman" w:hAnsi="Times New Roman" w:cs="Times New Roman"/>
+                <w:b/>
+                <w:bCs/>
+                <w:sz w:val="24"/>
+                <w:szCs w:val="24"/>
+                <w:lang w:eastAsia="en-IN"/>
+              </w:rPr>
+            </w:pPr>
+            <w:r>
+              <w:rPr>
+                <w:rFonts w:ascii="Courier New" w:eastAsia="Times New Roman" w:hAnsi="Courier New" w:cs="Courier New"/>
+                <w:b/>
+                <w:bCs/>
+                <w:sz w:val="20"/>
+                <w:szCs w:val="20"/>
+                <w:lang w:eastAsia="en-IN"/>
+              </w:rPr>
+              <w:t>equals()</w:t>
+            </w:r>
+            <w:r>
+              <w:rPr>
+                <w:rFonts w:ascii="Times New Roman" w:eastAsia="Times New Roman" w:hAnsi="Times New Roman" w:cs="Times New Roman"/>
+                <w:b/>
+                <w:bCs/>
+                <w:sz w:val="24"/>
+                <w:szCs w:val="24"/>
+                <w:lang w:eastAsia="en-IN"/>
+              </w:rPr>
+              <w:t xml:space="preserve"> Method</w:t>
+            </w:r>
+          </w:p>
+        </w:tc>
+      </w:tr>
+      <w:tr>
+        <w:trPr>
+          <w:tblCellSpacing w:w="15" w:type="dxa"/>
+        </w:trPr>
+        <w:tc>
+          <w:tcPr>
+            <w:tcW w:w="1651" w:type="dxa"/>
+            <w:vAlign w:val="center"/>
+            <w:hideMark/>
+          </w:tcPr>
+          <w:p>
+            <w:pPr>
+              <w:spacing w:after="0" w:line="240" w:lineRule="auto"/>
+              <w:rPr>
+                <w:rFonts w:ascii="Times New Roman" w:eastAsia="Times New Roman" w:hAnsi="Times New Roman" w:cs="Times New Roman"/>
+                <w:sz w:val="24"/>
+                <w:szCs w:val="24"/>
+                <w:lang w:eastAsia="en-IN"/>
+              </w:rPr>
+            </w:pPr>
+            <w:r>
+              <w:rPr>
+                <w:rFonts w:ascii="Times New Roman" w:eastAsia="Times New Roman" w:hAnsi="Times New Roman" w:cs="Times New Roman"/>
+                <w:sz w:val="24"/>
+                <w:szCs w:val="24"/>
+                <w:lang w:eastAsia="en-IN"/>
+              </w:rPr>
+              <w:t>Purpose</w:t>
+            </w:r>
+          </w:p>
+        </w:tc>
+        <w:tc>
+          <w:tcPr>
+            <w:tcW w:w="4166" w:type="dxa"/>
+            <w:vAlign w:val="center"/>
+            <w:hideMark/>
+          </w:tcPr>
+          <w:p>
+            <w:pPr>
+              <w:spacing w:after="0" w:line="240" w:lineRule="auto"/>
+              <w:rPr>
+                <w:rFonts w:ascii="Times New Roman" w:eastAsia="Times New Roman" w:hAnsi="Times New Roman" w:cs="Times New Roman"/>
+                <w:sz w:val="24"/>
+                <w:szCs w:val="24"/>
+                <w:lang w:eastAsia="en-IN"/>
+              </w:rPr>
+            </w:pPr>
+            <w:r>
+              <w:rPr>
+                <w:rFonts w:ascii="Times New Roman" w:eastAsia="Times New Roman" w:hAnsi="Times New Roman" w:cs="Times New Roman"/>
+                <w:sz w:val="24"/>
+                <w:szCs w:val="24"/>
+                <w:lang w:eastAsia="en-IN"/>
+              </w:rPr>
+              <w:t>Compares references (memory addresses)</w:t>
+            </w:r>
+          </w:p>
+        </w:tc>
+        <w:tc>
+          <w:tcPr>
+            <w:tcW w:w="4264" w:type="dxa"/>
+            <w:vAlign w:val="center"/>
+            <w:hideMark/>
+          </w:tcPr>
+          <w:p>
+            <w:pPr>
+              <w:spacing w:after="0" w:line="240" w:lineRule="auto"/>
+              <w:rPr>
+                <w:rFonts w:ascii="Times New Roman" w:eastAsia="Times New Roman" w:hAnsi="Times New Roman" w:cs="Times New Roman"/>
+                <w:sz w:val="24"/>
+                <w:szCs w:val="24"/>
+                <w:lang w:eastAsia="en-IN"/>
+              </w:rPr>
+            </w:pPr>
+            <w:r>
+              <w:rPr>
+                <w:rFonts w:ascii="Times New Roman" w:eastAsia="Times New Roman" w:hAnsi="Times New Roman" w:cs="Times New Roman"/>
+                <w:sz w:val="24"/>
+                <w:szCs w:val="24"/>
+                <w:lang w:eastAsia="en-IN"/>
+              </w:rPr>
+              <w:t>Compares contents/values of objects</w:t>
+            </w:r>
+          </w:p>
+        </w:tc>
+      </w:tr>
+      <w:tr>
+        <w:trPr>
+          <w:tblCellSpacing w:w="15" w:type="dxa"/>
+        </w:trPr>
+        <w:tc>
+          <w:tcPr>
+            <w:tcW w:w="1651" w:type="dxa"/>
+            <w:vAlign w:val="center"/>
+            <w:hideMark/>
+          </w:tcPr>
+          <w:p>
+            <w:pPr>
+              <w:spacing w:after="0" w:line="240" w:lineRule="auto"/>
+              <w:rPr>
+                <w:rFonts w:ascii="Times New Roman" w:eastAsia="Times New Roman" w:hAnsi="Times New Roman" w:cs="Times New Roman"/>
+                <w:sz w:val="24"/>
+                <w:szCs w:val="24"/>
+                <w:lang w:eastAsia="en-IN"/>
+              </w:rPr>
+            </w:pPr>
+            <w:r>
+              <w:rPr>
+                <w:rFonts w:ascii="Times New Roman" w:eastAsia="Times New Roman" w:hAnsi="Times New Roman" w:cs="Times New Roman"/>
+                <w:sz w:val="24"/>
+                <w:szCs w:val="24"/>
+                <w:lang w:eastAsia="en-IN"/>
+              </w:rPr>
+              <w:t>Used For</w:t>
+            </w:r>
+          </w:p>
+        </w:tc>
+        <w:tc>
+          <w:tcPr>
+            <w:tcW w:w="4166" w:type="dxa"/>
+            <w:vAlign w:val="center"/>
+            <w:hideMark/>
+          </w:tcPr>
+          <w:p>
+            <w:pPr>
+              <w:spacing w:after="0" w:line="240" w:lineRule="auto"/>
+              <w:rPr>
+                <w:rFonts w:ascii="Times New Roman" w:eastAsia="Times New Roman" w:hAnsi="Times New Roman" w:cs="Times New Roman"/>
+                <w:sz w:val="24"/>
+                <w:szCs w:val="24"/>
+                <w:lang w:eastAsia="en-IN"/>
+              </w:rPr>
+            </w:pPr>
+            <w:r>
+              <w:rPr>
+                <w:rFonts w:ascii="Times New Roman" w:eastAsia="Times New Roman" w:hAnsi="Times New Roman" w:cs="Times New Roman"/>
+                <w:sz w:val="24"/>
+                <w:szCs w:val="24"/>
+                <w:lang w:eastAsia="en-IN"/>
+              </w:rPr>
+              <w:t>Primitive types and objects</w:t>
+            </w:r>
+          </w:p>
+        </w:tc>
+        <w:tc>
+          <w:tcPr>
+            <w:tcW w:w="4264" w:type="dxa"/>
+            <w:vAlign w:val="center"/>
+            <w:hideMark/>
+          </w:tcPr>
+          <w:p>
+            <w:pPr>
+              <w:spacing w:after="0" w:line="240" w:lineRule="auto"/>
+              <w:rPr>
+                <w:rFonts w:ascii="Times New Roman" w:eastAsia="Times New Roman" w:hAnsi="Times New Roman" w:cs="Times New Roman"/>
+                <w:sz w:val="24"/>
+                <w:szCs w:val="24"/>
+                <w:lang w:eastAsia="en-IN"/>
+              </w:rPr>
+            </w:pPr>
+            <w:r>
+              <w:rPr>
+                <w:rFonts w:ascii="Times New Roman" w:eastAsia="Times New Roman" w:hAnsi="Times New Roman" w:cs="Times New Roman"/>
+                <w:sz w:val="24"/>
+                <w:szCs w:val="24"/>
+                <w:lang w:eastAsia="en-IN"/>
+              </w:rPr>
+              <w:t>Objects only</w:t>
+            </w:r>
+          </w:p>
+        </w:tc>
+      </w:tr>
+      <w:tr>
+        <w:trPr>
+          <w:tblCellSpacing w:w="15" w:type="dxa"/>
+        </w:trPr>
+        <w:tc>
+          <w:tcPr>
+            <w:tcW w:w="1651" w:type="dxa"/>
+            <w:vAlign w:val="center"/>
+            <w:hideMark/>
+          </w:tcPr>
+          <w:p>
+            <w:pPr>
+              <w:spacing w:after="0" w:line="240" w:lineRule="auto"/>
+              <w:rPr>
+                <w:rFonts w:ascii="Times New Roman" w:eastAsia="Times New Roman" w:hAnsi="Times New Roman" w:cs="Times New Roman"/>
+                <w:sz w:val="24"/>
+                <w:szCs w:val="24"/>
+                <w:lang w:eastAsia="en-IN"/>
+              </w:rPr>
+            </w:pPr>
+            <w:r>
+              <w:rPr>
+                <w:rFonts w:ascii="Times New Roman" w:eastAsia="Times New Roman" w:hAnsi="Times New Roman" w:cs="Times New Roman"/>
+                <w:sz w:val="24"/>
+                <w:szCs w:val="24"/>
+                <w:lang w:eastAsia="en-IN"/>
+              </w:rPr>
+              <w:t>For Primitive Data Types</w:t>
+            </w:r>
+          </w:p>
+        </w:tc>
+        <w:tc>
+          <w:tcPr>
+            <w:tcW w:w="4166" w:type="dxa"/>
+            <w:vAlign w:val="center"/>
+            <w:hideMark/>
+          </w:tcPr>
+          <w:p>
+            <w:pPr>
+              <w:spacing w:after="0" w:line="240" w:lineRule="auto"/>
+              <w:rPr>
+                <w:rFonts w:ascii="Times New Roman" w:eastAsia="Times New Roman" w:hAnsi="Times New Roman" w:cs="Times New Roman"/>
+                <w:sz w:val="24"/>
+                <w:szCs w:val="24"/>
+                <w:lang w:eastAsia="en-IN"/>
+              </w:rPr>
+            </w:pPr>
+            <w:r>
+              <w:rPr>
+                <w:rFonts w:ascii="Times New Roman" w:eastAsia="Times New Roman" w:hAnsi="Times New Roman" w:cs="Times New Roman"/>
+                <w:sz w:val="24"/>
+                <w:szCs w:val="24"/>
+                <w:lang w:eastAsia="en-IN"/>
+              </w:rPr>
+              <w:t>Compares actual values</w:t>
+            </w:r>
+          </w:p>
+        </w:tc>
+        <w:tc>
+          <w:tcPr>
+            <w:tcW w:w="4264" w:type="dxa"/>
+            <w:vAlign w:val="center"/>
+            <w:hideMark/>
+          </w:tcPr>
+          <w:p>
+            <w:pPr>
+              <w:spacing w:after="0" w:line="240" w:lineRule="auto"/>
+              <w:rPr>
+                <w:rFonts w:ascii="Times New Roman" w:eastAsia="Times New Roman" w:hAnsi="Times New Roman" w:cs="Times New Roman"/>
+                <w:sz w:val="24"/>
+                <w:szCs w:val="24"/>
+                <w:lang w:eastAsia="en-IN"/>
+              </w:rPr>
+            </w:pPr>
+            <w:r>
+              <w:rPr>
+                <w:rFonts w:ascii="Times New Roman" w:eastAsia="Times New Roman" w:hAnsi="Times New Roman" w:cs="Times New Roman"/>
+                <w:sz w:val="24"/>
+                <w:szCs w:val="24"/>
+                <w:lang w:eastAsia="en-IN"/>
+              </w:rPr>
+              <w:t>Not applicable</w:t>
+            </w:r>
+          </w:p>
+        </w:tc>
+      </w:tr>
+      <w:tr>
+        <w:trPr>
+          <w:tblCellSpacing w:w="15" w:type="dxa"/>
+        </w:trPr>
+        <w:tc>
+          <w:tcPr>
+            <w:tcW w:w="1651" w:type="dxa"/>
+            <w:vAlign w:val="center"/>
+            <w:hideMark/>
+          </w:tcPr>
+          <w:p>
+            <w:pPr>
+              <w:spacing w:after="0" w:line="240" w:lineRule="auto"/>
+              <w:rPr>
+                <w:rFonts w:ascii="Times New Roman" w:eastAsia="Times New Roman" w:hAnsi="Times New Roman" w:cs="Times New Roman"/>
+                <w:sz w:val="24"/>
+                <w:szCs w:val="24"/>
+                <w:lang w:eastAsia="en-IN"/>
+              </w:rPr>
+            </w:pPr>
+            <w:r>
+              <w:rPr>
+                <w:rFonts w:ascii="Times New Roman" w:eastAsia="Times New Roman" w:hAnsi="Times New Roman" w:cs="Times New Roman"/>
+                <w:sz w:val="24"/>
+                <w:szCs w:val="24"/>
+                <w:lang w:eastAsia="en-IN"/>
+              </w:rPr>
+              <w:t>For Objects</w:t>
+            </w:r>
+          </w:p>
+        </w:tc>
+        <w:tc>
+          <w:tcPr>
+            <w:tcW w:w="4166" w:type="dxa"/>
+            <w:vAlign w:val="center"/>
+            <w:hideMark/>
+          </w:tcPr>
+          <w:p>
+            <w:pPr>
+              <w:spacing w:after="0" w:line="240" w:lineRule="auto"/>
+              <w:rPr>
+                <w:rFonts w:ascii="Times New Roman" w:eastAsia="Times New Roman" w:hAnsi="Times New Roman" w:cs="Times New Roman"/>
+                <w:sz w:val="24"/>
+                <w:szCs w:val="24"/>
+                <w:lang w:eastAsia="en-IN"/>
+              </w:rPr>
+            </w:pPr>
+            <w:r>
+              <w:rPr>
+                <w:rFonts w:ascii="Times New Roman" w:eastAsia="Times New Roman" w:hAnsi="Times New Roman" w:cs="Times New Roman"/>
+                <w:sz w:val="24"/>
+                <w:szCs w:val="24"/>
+                <w:lang w:eastAsia="en-IN"/>
+              </w:rPr>
+              <w:t>Checks whether both references point to the same object</w:t>
+            </w:r>
+          </w:p>
+        </w:tc>
+        <w:tc>
+          <w:tcPr>
+            <w:tcW w:w="4264" w:type="dxa"/>
+            <w:vAlign w:val="center"/>
+            <w:hideMark/>
+          </w:tcPr>
+          <w:p>
+            <w:pPr>
+              <w:spacing w:after="0" w:line="240" w:lineRule="auto"/>
+              <w:rPr>
+                <w:rFonts w:ascii="Times New Roman" w:eastAsia="Times New Roman" w:hAnsi="Times New Roman" w:cs="Times New Roman"/>
+                <w:sz w:val="24"/>
+                <w:szCs w:val="24"/>
+                <w:lang w:eastAsia="en-IN"/>
+              </w:rPr>
+            </w:pPr>
+            <w:r>
+              <w:rPr>
+                <w:rFonts w:ascii="Times New Roman" w:eastAsia="Times New Roman" w:hAnsi="Times New Roman" w:cs="Times New Roman"/>
+                <w:sz w:val="24"/>
+                <w:szCs w:val="24"/>
+                <w:lang w:eastAsia="en-IN"/>
+              </w:rPr>
+              <w:t>Checks whether object contents are equal</w:t>
+            </w:r>
+          </w:p>
+        </w:tc>
+      </w:tr>
+      <w:tr>
+        <w:trPr>
+          <w:tblCellSpacing w:w="15" w:type="dxa"/>
+        </w:trPr>
+        <w:tc>
+          <w:tcPr>
+            <w:tcW w:w="1651" w:type="dxa"/>
+            <w:vAlign w:val="center"/>
+            <w:hideMark/>
+          </w:tcPr>
+          <w:p>
+            <w:pPr>
+              <w:spacing w:after="0" w:line="240" w:lineRule="auto"/>
+              <w:rPr>
+                <w:rFonts w:ascii="Times New Roman" w:eastAsia="Times New Roman" w:hAnsi="Times New Roman" w:cs="Times New Roman"/>
+                <w:sz w:val="24"/>
+                <w:szCs w:val="24"/>
+                <w:lang w:eastAsia="en-IN"/>
+              </w:rPr>
+            </w:pPr>
+            <w:r>
+              <w:rPr>
+                <w:rFonts w:ascii="Times New Roman" w:eastAsia="Times New Roman" w:hAnsi="Times New Roman" w:cs="Times New Roman"/>
+                <w:sz w:val="24"/>
+                <w:szCs w:val="24"/>
+                <w:lang w:eastAsia="en-IN"/>
+              </w:rPr>
+              <w:t>Can be Overridden?</w:t>
+            </w:r>
+          </w:p>
+        </w:tc>
+        <w:tc>
+          <w:tcPr>
+            <w:tcW w:w="4166" w:type="dxa"/>
+            <w:vAlign w:val="center"/>
+            <w:hideMark/>
+          </w:tcPr>
+          <w:p>
+            <w:pPr>
+              <w:spacing w:after="0" w:line="240" w:lineRule="auto"/>
+              <w:rPr>
+                <w:rFonts w:ascii="Times New Roman" w:eastAsia="Times New Roman" w:hAnsi="Times New Roman" w:cs="Times New Roman"/>
+                <w:sz w:val="24"/>
+                <w:szCs w:val="24"/>
+                <w:lang w:eastAsia="en-IN"/>
+              </w:rPr>
+            </w:pPr>
+            <w:r>
+              <w:rPr>
+                <w:rFonts w:ascii="Times New Roman" w:eastAsia="Times New Roman" w:hAnsi="Times New Roman" w:cs="Times New Roman"/>
+                <w:sz w:val="24"/>
+                <w:szCs w:val="24"/>
+                <w:lang w:eastAsia="en-IN"/>
+              </w:rPr>
+              <w:t>No</w:t>
+            </w:r>
+          </w:p>
+        </w:tc>
+        <w:tc>
+          <w:tcPr>
+            <w:tcW w:w="4264" w:type="dxa"/>
+            <w:vAlign w:val="center"/>
+            <w:hideMark/>
+          </w:tcPr>
+          <w:p>
+            <w:pPr>
+              <w:spacing w:after="0" w:line="240" w:lineRule="auto"/>
+              <w:rPr>
+                <w:rFonts w:ascii="Times New Roman" w:eastAsia="Times New Roman" w:hAnsi="Times New Roman" w:cs="Times New Roman"/>
+                <w:sz w:val="24"/>
+                <w:szCs w:val="24"/>
+                <w:lang w:eastAsia="en-IN"/>
+              </w:rPr>
+            </w:pPr>
+            <w:r>
+              <w:rPr>
+                <w:rFonts w:ascii="Times New Roman" w:eastAsia="Times New Roman" w:hAnsi="Times New Roman" w:cs="Times New Roman"/>
+                <w:sz w:val="24"/>
+                <w:szCs w:val="24"/>
+                <w:lang w:eastAsia="en-IN"/>
+              </w:rPr>
+              <w:t>Yes</w:t>
+            </w:r>
+          </w:p>
+        </w:tc>
+      </w:tr>
+    </w:tbl>
     <w:p/>
     <w:sectPr>
       <w:pgSz w:w="11906" w:h="16838"/>

--- a/Core Java Basic Some Concept.docx
+++ b/Core Java Basic Some Concept.docx
@@ -3947,8 +3947,6 @@
         </w:rPr>
         <w:t>An Interface is a blueprint of a class that can contain multiple abstract methods, whereas a Functional Interface contains exactly one abstract method and is mainly used with Lambda Expressions in Java 8.</w:t>
       </w:r>
-      <w:bookmarkStart w:id="0" w:name="_GoBack"/>
-      <w:bookmarkEnd w:id="0"/>
     </w:p>
     <w:p/>
     <w:p>
@@ -4567,6 +4565,38 @@
       </w:tr>
     </w:tbl>
     <w:p/>
+    <w:p/>
+    <w:p>
+      <w:r>
+        <w:t xml:space="preserve">Which type of error </w:t>
+      </w:r>
+      <w:proofErr w:type="spellStart"/>
+      <w:r>
+        <w:t>conatains</w:t>
+      </w:r>
+      <w:proofErr w:type="spellEnd"/>
+      <w:r>
+        <w:t xml:space="preserve"> the </w:t>
+      </w:r>
+      <w:proofErr w:type="spellStart"/>
+      <w:proofErr w:type="gramStart"/>
+      <w:r>
+        <w:t>Thread.sleep</w:t>
+      </w:r>
+      <w:proofErr w:type="spellEnd"/>
+      <w:r>
+        <w:t>(</w:t>
+      </w:r>
+      <w:proofErr w:type="gramEnd"/>
+      <w:r>
+        <w:t>) method  IntruuptException</w:t>
+      </w:r>
+      <w:bookmarkStart w:id="0" w:name="_GoBack"/>
+      <w:bookmarkEnd w:id="0"/>
+      <w:r>
+        <w:t xml:space="preserve"> </w:t>
+      </w:r>
+    </w:p>
     <w:sectPr>
       <w:pgSz w:w="11906" w:h="16838"/>
       <w:pgMar w:top="1440" w:right="1440" w:bottom="1440" w:left="1440" w:header="708" w:footer="708" w:gutter="0"/>
